--- a/ExtraAssets/文案/文案.docx
+++ b/ExtraAssets/文案/文案.docx
@@ -5,18 +5,62 @@
     <w:p>
       <w:pPr>
         <w:rPr>
-          <w:rFonts w:hint="eastAsia"/>
-          <w:lang w:val="en-US" w:eastAsia="zh-CN"/>
-        </w:rPr>
-      </w:pPr>
-    </w:p>
-    <w:p>
-      <w:pPr>
-        <w:rPr>
-          <w:rFonts w:hint="eastAsia"/>
-          <w:lang w:val="en-US" w:eastAsia="zh-CN"/>
-        </w:rPr>
-      </w:pPr>
+          <w:rFonts w:hint="default"/>
+          <w:lang w:val="en-US" w:eastAsia="zh-CN"/>
+        </w:rPr>
+      </w:pPr>
+      <w:r>
+        <w:rPr>
+          <w:rFonts w:hint="eastAsia"/>
+          <w:lang w:val="en-US" w:eastAsia="zh-CN"/>
+        </w:rPr>
+        <w:t>主角：源</w:t>
+      </w:r>
+    </w:p>
+    <w:p>
+      <w:pPr>
+        <w:rPr>
+          <w:rFonts w:hint="eastAsia"/>
+          <w:lang w:val="en-US" w:eastAsia="zh-CN"/>
+        </w:rPr>
+      </w:pPr>
+      <w:r>
+        <w:rPr>
+          <w:rFonts w:hint="eastAsia"/>
+          <w:lang w:val="en-US" w:eastAsia="zh-CN"/>
+        </w:rPr>
+        <w:t>年少展露超高智商，进入全球少年班主攻ai方向，提出了情绪驱动模型，实验反复失败，被教授否决，延毕，难过之下辍学。从此一蹶不振</w:t>
+      </w:r>
+    </w:p>
+    <w:p>
+      <w:pPr>
+        <w:rPr>
+          <w:rFonts w:hint="eastAsia"/>
+          <w:lang w:val="en-US" w:eastAsia="zh-CN"/>
+        </w:rPr>
+      </w:pPr>
+      <w:r>
+        <w:rPr>
+          <w:rFonts w:hint="eastAsia"/>
+          <w:lang w:val="en-US" w:eastAsia="zh-CN"/>
+        </w:rPr>
+        <w:t>少年班同学 友希和美</w:t>
+      </w:r>
+    </w:p>
+    <w:p>
+      <w:pPr>
+        <w:rPr>
+          <w:rFonts w:hint="default"/>
+          <w:lang w:val="en-US" w:eastAsia="zh-CN"/>
+        </w:rPr>
+      </w:pPr>
+      <w:r>
+        <w:rPr>
+          <w:rFonts w:hint="eastAsia"/>
+          <w:lang w:val="en-US" w:eastAsia="zh-CN"/>
+        </w:rPr>
+        <w:t>温柔，喜欢主角，堕落后想帮助但不知道咋帮。</w:t>
+      </w:r>
       <w:bookmarkStart w:id="0" w:name="_GoBack"/>
       <w:bookmarkEnd w:id="0"/>
     </w:p>
@@ -32,7 +76,7 @@
           <w:rFonts w:hint="eastAsia"/>
           <w:lang w:val="en-US" w:eastAsia="zh-CN"/>
         </w:rPr>
-        <w:t>主角：源</w:t>
+        <w:t>大纲：主角被寄来的奇怪物品接触后传送。异世界成功实验，所有人祝贺</w:t>
       </w:r>
     </w:p>
     <w:p>
@@ -42,18 +86,26 @@
           <w:lang w:val="en-US" w:eastAsia="zh-CN"/>
         </w:rPr>
       </w:pPr>
+    </w:p>
+    <w:p>
+      <w:pPr>
+        <w:rPr>
+          <w:rFonts w:hint="default"/>
+          <w:lang w:val="en-US" w:eastAsia="zh-CN"/>
+        </w:rPr>
+      </w:pPr>
       <w:r>
         <w:rPr>
           <w:rFonts w:hint="eastAsia"/>
           <w:lang w:val="en-US" w:eastAsia="zh-CN"/>
         </w:rPr>
-        <w:t>序章</w:t>
+        <w:t xml:space="preserve">序章 </w:t>
       </w:r>
     </w:p>
     <w:p>
       <w:pPr>
         <w:rPr>
-          <w:rFonts w:hint="eastAsia"/>
+          <w:rFonts w:hint="default"/>
           <w:lang w:val="en-US" w:eastAsia="zh-CN"/>
         </w:rPr>
       </w:pPr>
@@ -62,30 +114,7 @@
           <w:rFonts w:hint="eastAsia"/>
           <w:lang w:val="en-US" w:eastAsia="zh-CN"/>
         </w:rPr>
-        <w:t>【实验室，安静】</w:t>
-      </w:r>
-    </w:p>
-    <w:p>
-      <w:pPr>
-        <w:rPr>
-          <w:rFonts w:hint="default"/>
-          <w:lang w:val="en-US" w:eastAsia="zh-CN"/>
-        </w:rPr>
-      </w:pPr>
-    </w:p>
-    <w:p>
-      <w:pPr>
-        <w:rPr>
-          <w:rFonts w:hint="default"/>
-          <w:lang w:val="en-US" w:eastAsia="zh-CN"/>
-        </w:rPr>
-      </w:pPr>
-      <w:r>
-        <w:rPr>
-          <w:rFonts w:hint="eastAsia"/>
-          <w:lang w:val="en-US" w:eastAsia="zh-CN"/>
-        </w:rPr>
-        <w:t>结局：毁灭ai，加入ai，被干掉</w:t>
+        <w:t>第一章</w:t>
       </w:r>
     </w:p>
     <w:sectPr>
